--- a/output/templates-docx/contrato_contribuicao_extraordinaria.docx
+++ b/output/templates-docx/contrato_contribuicao_extraordinaria.docx
@@ -162,7 +162,7 @@
           <w:sz w:val="22"/>
           <w:szCs w:val="22"/>
         </w:rPr>
-        <w:t xml:space="preserve">{PROFISSAO}, inscrito no CPF sob o nº. </w:t>
+        <w:t xml:space="preserve">{NACIONALIDADE}, {ESTADO_CIVIL}, {PROFISSAO}, inscrito no CPF sob o nº. </w:t>
       </w:r>
       <w:r>
         <w:rPr>
